--- a/docs/proposals/softbank-ultraman-caravan/20ライン確保作戦_社内限定.docx
+++ b/docs/proposals/softbank-ultraman-caravan/20ライン確保作戦_社内限定.docx
@@ -1127,7 +1127,238 @@
           <w:color w:val="232278"/>
           <w:sz w:val="26"/>
         </w:rPr>
-        <w:t>6. 次アクション</w:t>
+        <w:t>6. アクター採用要件と育成パイプライン(菅野さん 10/9 チャットより)</w:t>
+      </w:r>
+    </w:p>
+    <w:p>
+      <w:pPr>
+        <w:spacing w:after="80"/>
+      </w:pPr>
+      <w:r>
+        <w:rPr>
+          <w:rFonts w:ascii="Meiryo" w:hAnsi="Meiryo" w:eastAsia="Meiryo"/>
+          <w:b/>
+          <w:sz w:val="21"/>
+        </w:rPr>
+        <w:t>採用要件(スペック)</w:t>
+      </w:r>
+    </w:p>
+    <w:p>
+      <w:pPr>
+        <w:pStyle w:val="ListBullet"/>
+      </w:pPr>
+      <w:r>
+        <w:rPr>
+          <w:rFonts w:ascii="Meiryo" w:hAnsi="Meiryo" w:eastAsia="Meiryo"/>
+          <w:b w:val="0"/>
+          <w:sz w:val="21"/>
+        </w:rPr>
+        <w:t>体格:ヒーロースーツに入れる170〜180cm・標準体型(身長は高い方が望ましい)</w:t>
+      </w:r>
+    </w:p>
+    <w:p>
+      <w:pPr>
+        <w:pStyle w:val="ListBullet"/>
+      </w:pPr>
+      <w:r>
+        <w:rPr>
+          <w:rFonts w:ascii="Meiryo" w:hAnsi="Meiryo" w:eastAsia="Meiryo"/>
+          <w:b w:val="0"/>
+          <w:sz w:val="21"/>
+        </w:rPr>
+        <w:t>スキル:練習・経験のある方/キャラクターのポージングができる方(写真・SNSに残るため)/ある程度の芝居ができる方</w:t>
+      </w:r>
+    </w:p>
+    <w:p>
+      <w:pPr>
+        <w:pStyle w:val="ListBullet"/>
+      </w:pPr>
+      <w:r>
+        <w:rPr>
+          <w:rFonts w:ascii="Meiryo" w:hAnsi="Meiryo" w:eastAsia="Meiryo"/>
+          <w:b w:val="0"/>
+          <w:sz w:val="21"/>
+        </w:rPr>
+        <w:t>適性:閉所恐怖症でないこと(スーツは自力で脱げないため、パニックにならない方)</w:t>
+      </w:r>
+    </w:p>
+    <w:p>
+      <w:pPr>
+        <w:pStyle w:val="ListBullet"/>
+      </w:pPr>
+      <w:r>
+        <w:rPr>
+          <w:rFonts w:ascii="Meiryo" w:hAnsi="Meiryo" w:eastAsia="Meiryo"/>
+          <w:b w:val="0"/>
+          <w:sz w:val="21"/>
+        </w:rPr>
+        <w:t>ウルトラマンのスーツは特殊なため、一定の経験が必須</w:t>
+      </w:r>
+    </w:p>
+    <w:p>
+      <w:pPr>
+        <w:spacing w:after="80"/>
+      </w:pPr>
+      <w:r>
+        <w:rPr>
+          <w:rFonts w:ascii="Meiryo" w:hAnsi="Meiryo" w:eastAsia="Meiryo"/>
+          <w:b/>
+          <w:sz w:val="21"/>
+        </w:rPr>
+        <w:t>育成の標準ルート(即戦力にはならない)</w:t>
+      </w:r>
+    </w:p>
+    <w:p>
+      <w:pPr>
+        <w:spacing w:after="80"/>
+      </w:pPr>
+      <w:r>
+        <w:rPr>
+          <w:rFonts w:ascii="Meiryo" w:hAnsi="Meiryo" w:eastAsia="Meiryo"/>
+          <w:b w:val="0"/>
+          <w:sz w:val="21"/>
+        </w:rPr>
+        <w:t>ステージショーの怪獣 → 複数ヒーローの撮影会 → 1体の撮影会 → ステージショーのヒーロー</w:t>
+      </w:r>
+    </w:p>
+    <w:p>
+      <w:pPr>
+        <w:spacing w:after="80"/>
+      </w:pPr>
+      <w:r>
+        <w:rPr>
+          <w:rFonts w:ascii="Meiryo" w:hAnsi="Meiryo" w:eastAsia="Meiryo"/>
+          <w:b/>
+          <w:sz w:val="21"/>
+        </w:rPr>
+        <w:t>20ライン計画への含意(重要)</w:t>
+      </w:r>
+    </w:p>
+    <w:p>
+      <w:pPr>
+        <w:pStyle w:val="ListBullet"/>
+      </w:pPr>
+      <w:r>
+        <w:rPr>
+          <w:rFonts w:ascii="Meiryo" w:hAnsi="Meiryo" w:eastAsia="Meiryo"/>
+          <w:b w:val="0"/>
+          <w:sz w:val="21"/>
+        </w:rPr>
+        <w:t>SB案件の中心である「1体の撮影会」は育成ラダーの3段目。</w:t>
+      </w:r>
+      <w:r>
+        <w:rPr>
+          <w:rFonts w:ascii="Meiryo" w:hAnsi="Meiryo" w:eastAsia="Meiryo"/>
+          <w:b/>
+          <w:sz w:val="21"/>
+        </w:rPr>
+        <w:t>新規採用者をいきなり充てられない</w:t>
+      </w:r>
+      <w:r>
+        <w:rPr>
+          <w:rFonts w:ascii="Meiryo" w:hAnsi="Meiryo" w:eastAsia="Meiryo"/>
+          <w:b w:val="0"/>
+          <w:sz w:val="21"/>
+        </w:rPr>
+        <w:t>ため、増強の実リードタイムは「採用3ヶ月」より長く見る必要がある</w:t>
+      </w:r>
+    </w:p>
+    <w:p>
+      <w:pPr>
+        <w:pStyle w:val="ListBullet"/>
+      </w:pPr>
+      <w:r>
+        <w:rPr>
+          <w:rFonts w:ascii="Meiryo" w:hAnsi="Meiryo" w:eastAsia="Meiryo"/>
+          <w:b w:val="0"/>
+          <w:sz w:val="21"/>
+        </w:rPr>
+        <w:t>対策①:専属班の新設は</w:t>
+      </w:r>
+      <w:r>
+        <w:rPr>
+          <w:rFonts w:ascii="Meiryo" w:hAnsi="Meiryo" w:eastAsia="Meiryo"/>
+          <w:b/>
+          <w:sz w:val="21"/>
+        </w:rPr>
+        <w:t>経験者の中途採用・既存12社代理店ネットワークからの引き抜き/出向を優先</w:t>
+      </w:r>
+      <w:r>
+        <w:rPr>
+          <w:rFonts w:ascii="Meiryo" w:hAnsi="Meiryo" w:eastAsia="Meiryo"/>
+          <w:b w:val="0"/>
+          <w:sz w:val="21"/>
+        </w:rPr>
+        <w:t>(未経験採用は怪獣・キャラ補助枠で入れて育成)</w:t>
+      </w:r>
+    </w:p>
+    <w:p>
+      <w:pPr>
+        <w:pStyle w:val="ListBullet"/>
+      </w:pPr>
+      <w:r>
+        <w:rPr>
+          <w:rFonts w:ascii="Meiryo" w:hAnsi="Meiryo" w:eastAsia="Meiryo"/>
+          <w:b w:val="0"/>
+          <w:sz w:val="21"/>
+        </w:rPr>
+        <w:t>対策②:</w:t>
+      </w:r>
+      <w:r>
+        <w:rPr>
+          <w:rFonts w:ascii="Meiryo" w:hAnsi="Meiryo" w:eastAsia="Meiryo"/>
+          <w:b/>
+          <w:sz w:val="21"/>
+        </w:rPr>
+        <w:t>SBライン自体を育成の場に使う</w:t>
+      </w:r>
+      <w:r>
+        <w:rPr>
+          <w:rFonts w:ascii="Meiryo" w:hAnsi="Meiryo" w:eastAsia="Meiryo"/>
+          <w:b w:val="0"/>
+          <w:sz w:val="21"/>
+        </w:rPr>
+        <w:t>——複数ヒーロー撮影会(キャラ補助2名体制)で新人を回し、既存アクターをSB専属へ振り替える玉突き方式なら、ラダーを崩さず実質増員できる</w:t>
+      </w:r>
+    </w:p>
+    <w:p>
+      <w:pPr>
+        <w:pStyle w:val="ListBullet"/>
+      </w:pPr>
+      <w:r>
+        <w:rPr>
+          <w:rFonts w:ascii="Meiryo" w:hAnsi="Meiryo" w:eastAsia="Meiryo"/>
+          <w:b w:val="0"/>
+          <w:sz w:val="21"/>
+        </w:rPr>
+        <w:t>対策③:増強スケジュール(第1弾6月・第2弾11月)は「経験者確保が前提」と1on1で正直に握る。確保が遅れた場合のバッファとして代理店スポット稼働(既存FIX施設運用チームの土日融通)を菅野さんに相談</w:t>
+      </w:r>
+    </w:p>
+    <w:p>
+      <w:pPr>
+        <w:pStyle w:val="ListBullet"/>
+      </w:pPr>
+      <w:r>
+        <w:rPr>
+          <w:rFonts w:ascii="Meiryo" w:hAnsi="Meiryo" w:eastAsia="Meiryo"/>
+          <w:b w:val="0"/>
+          <w:sz w:val="21"/>
+        </w:rPr>
+        <w:t>瓜生さん(キャスティング窓口)への見積内訳・宿泊交通費概算は本日中に菅野さんから届く予定 → 受領後、SB見積の実費欄(交通運搬・宿泊)の精緻化に反映</w:t>
+      </w:r>
+    </w:p>
+    <w:p>
+      <w:pPr>
+        <w:spacing w:before="240" w:after="120"/>
+      </w:pPr>
+      <w:r>
+        <w:rPr>
+          <w:rFonts w:ascii="Meiryo" w:hAnsi="Meiryo" w:eastAsia="Meiryo"/>
+          <w:b/>
+          <w:color w:val="232278"/>
+          <w:sz w:val="26"/>
+        </w:rPr>
+        <w:t>7. 次アクション</w:t>
       </w:r>
     </w:p>
     <w:p>
